--- a/Tailored_CVs/Shinoy_12Build_Site_Reliability_Engineer.docx
+++ b/Tailored_CVs/Shinoy_12Build_Site_Reliability_Engineer.docx
@@ -70,7 +70,7 @@
           <w:b w:val="0"/>
           <w:sz w:val="19"/>
         </w:rPr>
-        <w:t>I am a QA automation engineer with over 8 years of experience building reliable test frameworks and CI/CD pipelines. My background includes migrating frameworks to Playwright and using Gemini Code Assist to streamline test generation. I look forward to helping your team scale its testing platform and maintain release confidence.</w:t>
+        <w:t>I am a QA Automation Engineer with over 8 years of experience building scalable test frameworks and CI/CD pipelines. My background includes migrating frameworks to Playwright and TypeScript, working with AWS and Docker, and using Gemini Code Assist to streamline test generation. I look forward to helping your team maintain high release velocity.</w:t>
       </w:r>
     </w:p>
     <w:p>
@@ -288,7 +288,7 @@
           <w:b w:val="0"/>
           <w:sz w:val="18"/>
         </w:rPr>
-        <w:t>▸ Migrated SeleniumJava frameworks to Playwright TypeScript for credit workflows, boosting execution efficiency by 20%.</w:t>
+        <w:t>▸ Designed and maintained automated regression test builds and CI/CD pipelines using Jenkins, Docker, Terraform, and AWS.</w:t>
       </w:r>
     </w:p>
     <w:p>
@@ -301,7 +301,7 @@
           <w:b w:val="0"/>
           <w:sz w:val="18"/>
         </w:rPr>
-        <w:t>▸ Implemented CI/CD pipelines and scheduled automated regression test builds using Jenkins while provisioning infrastructure with Terraform and AWS.</w:t>
+        <w:t>▸ Migrated legacy testing frameworks to Playwright and TypeScript to support endtoend workflows across microservices.</w:t>
       </w:r>
     </w:p>
     <w:p>
@@ -314,7 +314,7 @@
           <w:b w:val="0"/>
           <w:sz w:val="18"/>
         </w:rPr>
-        <w:t>▸ Collaborated with SRE teams to explain release objectives and user stories prior to deployment, successfully reducing defect leakage.</w:t>
+        <w:t>▸ Collaborated with SRE teams and stakeholders to review release objectives and reduce defect leakage before deployment.</w:t>
       </w:r>
     </w:p>
     <w:p>
@@ -327,7 +327,7 @@
           <w:b w:val="0"/>
           <w:sz w:val="18"/>
         </w:rPr>
-        <w:t>▸ Streamlined test generation and deployment scripts utilizing AI tools like Gemini Code Assist to support rapid delivery cycles.</w:t>
+        <w:t>▸ Streamlined test generation and deployment scripts using Gemini Code Assist to support efficient delivery cycles.</w:t>
       </w:r>
     </w:p>
     <w:p>

--- a/Tailored_CVs/Shinoy_12Build_Site_Reliability_Engineer.docx
+++ b/Tailored_CVs/Shinoy_12Build_Site_Reliability_Engineer.docx
@@ -70,7 +70,7 @@
           <w:b w:val="0"/>
           <w:sz w:val="19"/>
         </w:rPr>
-        <w:t>I am a QA Automation Engineer with over 8 years of experience building scalable test frameworks and CI/CD pipelines. My background includes migrating frameworks to Playwright and TypeScript, working with AWS and Docker, and using Gemini Code Assist to streamline test generation. I look forward to helping your team maintain high release velocity.</w:t>
+        <w:t>QA Automation Engineer with over eight years of experience building scalable test frameworks and CI/CD pipelines. I specialize in designing test architecture, managing test data lifecycles, and setting up automated regression suites. Using tools like Playwright, Selenium, and Gemini Code Assist, I help engineering teams ship code quickly and with confidence.</w:t>
       </w:r>
     </w:p>
     <w:p>
@@ -288,7 +288,7 @@
           <w:b w:val="0"/>
           <w:sz w:val="18"/>
         </w:rPr>
-        <w:t>▸ Designed and maintained automated regression test builds and CI/CD pipelines using Jenkins, Docker, Terraform, and AWS.</w:t>
+        <w:t>▸ Designed and maintained automated CI/CD pipelines and provisioned test infrastructure using Terraform and AWS to keep release cycles running smoothly.</w:t>
       </w:r>
     </w:p>
     <w:p>
@@ -301,7 +301,7 @@
           <w:b w:val="0"/>
           <w:sz w:val="18"/>
         </w:rPr>
-        <w:t>▸ Migrated legacy testing frameworks to Playwright and TypeScript to support endtoend workflows across microservices.</w:t>
+        <w:t>▸ Built and migrated endtoend testing frameworks using Selenium and Playwright TypeScript to support complex microservices architectures.</w:t>
       </w:r>
     </w:p>
     <w:p>
@@ -314,7 +314,7 @@
           <w:b w:val="0"/>
           <w:sz w:val="18"/>
         </w:rPr>
-        <w:t>▸ Collaborated with SRE teams and stakeholders to review release objectives and reduce defect leakage before deployment.</w:t>
+        <w:t>▸ Collaborated with developers and SRE teams to analyze bottlenecks, manage test data, and reduce defect leakage prior to production deployments.</w:t>
       </w:r>
     </w:p>
     <w:p>
@@ -327,7 +327,7 @@
           <w:b w:val="0"/>
           <w:sz w:val="18"/>
         </w:rPr>
-        <w:t>▸ Streamlined test generation and deployment scripts using Gemini Code Assist to support efficient delivery cycles.</w:t>
+        <w:t>▸ Streamlined test generation and deployment scripts by leveraging AI tools like Gemini Code Assist to speed up testing workflows.</w:t>
       </w:r>
     </w:p>
     <w:p>
